--- a/_inbox/PDI/04-engenharia-ia-rag-vetores/atividade-1/7-apresentacao/pdi-engenharia-ia-rag-vetores-a1.docx
+++ b/_inbox/PDI/04-engenharia-ia-rag-vetores/atividade-1/7-apresentacao/pdi-engenharia-ia-rag-vetores-a1.docx
@@ -4,277 +4,148 @@
   <w:body>
     <w:p>
       <w:pPr>
-        <w:pStyle w:val="Title"/>
+        <w:jc w:val="center"/>
       </w:pPr>
       <w:r>
+        <w:rPr>
+          <w:b/>
+          <w:color w:val="8B4513"/>
+          <w:sz w:val="28"/>
+        </w:rPr>
+        <w:t>PDI</w:t>
+      </w:r>
+    </w:p>
+    <w:p>
+      <w:pPr>
+        <w:jc w:val="center"/>
+      </w:pPr>
+      <w:r>
+        <w:rPr>
+          <w:b/>
+          <w:sz w:val="46"/>
+        </w:rPr>
         <w:t>Fundamentos de IA Generativa (NVIDIA DLI) aplicados a RAG</w:t>
       </w:r>
     </w:p>
     <w:p>
+      <w:pPr>
+        <w:jc w:val="center"/>
+      </w:pPr>
       <w:r>
-        <w:t>PDI Marcos Luciano - marcosluciano.rodrigues@v4company.com</w:t>
+        <w:rPr>
+          <w:color w:val="6B7A8A"/>
+          <w:sz w:val="24"/>
+        </w:rPr>
+        <w:t>Documento Tecnico de PDI</w:t>
       </w:r>
     </w:p>
     <w:p>
       <w:pPr>
-        <w:pStyle w:val="Heading1"/>
+        <w:jc w:val="center"/>
       </w:pPr>
       <w:r>
+        <w:rPr>
+          <w:color w:val="495560"/>
+          <w:sz w:val="22"/>
+        </w:rPr>
+        <w:t>Autor: PDI Marcos Luciano - marcosluciano.rodrigues@v4company.com</w:t>
+        <w:br/>
+      </w:r>
+      <w:r>
+        <w:rPr>
+          <w:color w:val="495560"/>
+          <w:sz w:val="22"/>
+        </w:rPr>
+        <w:t>Unidade: FV Marketing / V4 Company</w:t>
+        <w:br/>
+      </w:r>
+      <w:r>
+        <w:rPr>
+          <w:color w:val="495560"/>
+          <w:sz w:val="22"/>
+        </w:rPr>
+        <w:t>Data: Agosto 2026</w:t>
+        <w:br/>
+      </w:r>
+      <w:r>
+        <w:rPr>
+          <w:color w:val="495560"/>
+          <w:sz w:val="22"/>
+        </w:rPr>
+        <w:t>Area: 04 Engenharia de IA, RAG e Vetores</w:t>
+        <w:br/>
+      </w:r>
+      <w:r>
+        <w:rPr>
+          <w:color w:val="495560"/>
+          <w:sz w:val="22"/>
+        </w:rPr>
+        <w:t>Status: Entregue (desenvolvido)</w:t>
+        <w:br/>
+      </w:r>
+    </w:p>
+    <w:p>
+      <w:r>
+        <w:br w:type="page"/>
+      </w:r>
+    </w:p>
+    <w:p>
+      <w:pPr>
+        <w:pStyle w:val="Heading2"/>
+      </w:pPr>
+      <w:r>
+        <w:rPr>
+          <w:color w:val="8B1E1E"/>
+        </w:rPr>
         <w:t>1. Contexto</w:t>
       </w:r>
     </w:p>
     <w:p>
       <w:r>
-        <w:t>IA generativa parece mágica, mas por baixo é matemática de texto. Antes de escrever qualquer linha de código, um júnior precisa entender três ideias: tokens (como o modelo "enxerga" texto), embeddings (como o texto vira número) e similaridade (como comparamos significados). Sem isso, você não consegue nem avaliar se a resposta está certa.</w:t>
+        <w:t>Baseline RAG a partir do curso Building RAG Agents with LLMs (NVIDIA DLI), com chunk 512 e overlap 64, top-k 20 com rerank para top-5, e avaliacao de faithfulness em 10 perguntas.</w:t>
+      </w:r>
+    </w:p>
+    <w:p>
+      <w:pPr>
+        <w:pStyle w:val="Heading2"/>
+      </w:pPr>
+      <w:r>
+        <w:rPr>
+          <w:color w:val="8B1E1E"/>
+        </w:rPr>
+        <w:t>2. Diagnostico</w:t>
       </w:r>
     </w:p>
     <w:p>
       <w:r>
-        <w:t>Analogia da bibliotecaPense no texto como um livro. O token é a letra/sílaba que o tradutor lê de cada vez. O embedding é o 'cartão de endereço' numérico desse trecho: frases parecidas caem em pontos próximos de um mapa. A similaridade é a régua que mede a distância entre dois cartões. Guardrails são o bibliotecário que impede você levar livro proibido pra casa.</w:t>
+        <w:t>Chunk grande gera ruido e chunk pequeno perde contexto. Similaridade pura devolve contexto irrelevante e nao ha metrica de qualidade sem normalizacao de embeddings.</w:t>
       </w:r>
     </w:p>
     <w:p>
       <w:pPr>
-        <w:pStyle w:val="Heading1"/>
+        <w:pStyle w:val="Heading2"/>
       </w:pPr>
       <w:r>
-        <w:t>2. Diagnóstico</w:t>
+        <w:rPr>
+          <w:color w:val="8B1E1E"/>
+        </w:rPr>
+        <w:t>3. Solucao</w:t>
       </w:r>
     </w:p>
     <w:p>
       <w:r>
-        <w:t>Sem entender embeddings, a equipe mandava o texto inteiro pro LLM e media acerto "no olhômetro". Resultado: respostas fora do domínio passavam batidas e ninguém sabia onde o modelo errava. O custo oculto é a falta de avaliação reproduzível.</w:t>
-      </w:r>
-    </w:p>
-    <w:p>
-      <w:r>
-        <w:t>Alucinações detectadas / 100 respostasJanFevMarAbrMaiJunJulAgoSetOutNovDezAntesDepoisCobertura de avaliação automatizada (%)JanFevMarAbrMaiJunJulAgoSetOutNovDezAntesDepois</w:t>
-      </w:r>
-    </w:p>
-    <w:p>
-      <w:r>
-        <w:t>Raiz do problema: não existia um score objetivo (similaridade de embeddings + checklist de guardrails). O que não se mede, não se corrige.</w:t>
+        <w:t>Modulo com tokenizacao, embeddings text-embedding-3-small de 1536 dim, similaridade por cosseno com threshold 0.82, guardrails de PII e golden set com 50 pares.</w:t>
       </w:r>
     </w:p>
     <w:p>
       <w:pPr>
-        <w:pStyle w:val="Heading1"/>
+        <w:pStyle w:val="Heading2"/>
       </w:pPr>
       <w:r>
-        <w:t>3. Solução</w:t>
-      </w:r>
-    </w:p>
-    <w:p>
-      <w:r>
-        <w:t>Criar um módulo de fundações: tokenizador para contagem de custo, gerador de embeddings (modelo text-embedding-3-small) e um avaliador que compara a resposta gerada contra um golden set usando similaridade de cosseno + checagens de guardrail (tóxico, fora-de-domínio, vazamento de PII).</w:t>
-      </w:r>
-    </w:p>
-    <w:p>
-      <w:pPr>
-        <w:pStyle w:val="Heading1"/>
-      </w:pPr>
-      <w:r>
-        <w:t>4. Como funciona (pipeline)</w:t>
-      </w:r>
-    </w:p>
-    <w:p>
-      <w:r>
-        <w:t>[ver fluxo / gráfico no documento HTML]</w:t>
-      </w:r>
-    </w:p>
-    <w:p>
-      <w:pPr>
-        <w:pStyle w:val="Heading1"/>
-      </w:pPr>
-      <w:r>
-        <w:t>5. Antes vs Depois</w:t>
-      </w:r>
-    </w:p>
-    <w:tbl>
-      <w:tblPr>
-        <w:tblW w:type="auto" w:w="0"/>
-        <w:tblLook w:firstColumn="1" w:firstRow="1" w:lastColumn="0" w:lastRow="0" w:noHBand="0" w:noVBand="1" w:val="04A0"/>
-      </w:tblPr>
-      <w:tblGrid>
-  </w:tblGrid>
-    </w:tbl>
-    <w:tbl>
-      <w:tblPr>
-        <w:tblW w:type="auto" w:w="0"/>
-        <w:tblLook w:firstColumn="1" w:firstRow="1" w:lastColumn="0" w:lastRow="0" w:noHBand="0" w:noVBand="1" w:val="04A0"/>
-      </w:tblPr>
-      <w:tblGrid>
-        <w:gridCol w:w="2880"/>
-        <w:gridCol w:w="2880"/>
-        <w:gridCol w:w="2880"/>
-      </w:tblGrid>
-      <w:tr>
-        <w:tc>
-          <w:tcPr>
-            <w:tcW w:type="dxa" w:w="2880"/>
-          </w:tcPr>
-          <w:p>
-            <w:r>
-              <w:t>Cenário</w:t>
-            </w:r>
-          </w:p>
-        </w:tc>
-        <w:tc>
-          <w:tcPr>
-            <w:tcW w:type="dxa" w:w="2880"/>
-          </w:tcPr>
-          <w:p>
-            <w:r>
-              <w:t>Antes (sem base)</w:t>
-            </w:r>
-          </w:p>
-        </w:tc>
-        <w:tc>
-          <w:tcPr>
-            <w:tcW w:type="dxa" w:w="2880"/>
-          </w:tcPr>
-          <w:p>
-            <w:r>
-              <w:t>Depois (fundações)</w:t>
-            </w:r>
-          </w:p>
-        </w:tc>
-      </w:tr>
-      <w:tr>
-        <w:tc>
-          <w:tcPr>
-            <w:tcW w:type="dxa" w:w="2880"/>
-          </w:tcPr>
-          <w:p>
-            <w:r>
-              <w:t>Avaliação</w:t>
-            </w:r>
-          </w:p>
-        </w:tc>
-        <w:tc>
-          <w:tcPr>
-            <w:tcW w:type="dxa" w:w="2880"/>
-          </w:tcPr>
-          <w:p>
-            <w:r>
-              <w:t>Manual, no olhômetro</w:t>
-            </w:r>
-          </w:p>
-        </w:tc>
-        <w:tc>
-          <w:tcPr>
-            <w:tcW w:type="dxa" w:w="2880"/>
-          </w:tcPr>
-          <w:p>
-            <w:r>
-              <w:t>Score automatizado por cosseno</w:t>
-            </w:r>
-          </w:p>
-        </w:tc>
-      </w:tr>
-      <w:tr>
-        <w:tc>
-          <w:tcPr>
-            <w:tcW w:type="dxa" w:w="2880"/>
-          </w:tcPr>
-          <w:p>
-            <w:r>
-              <w:t>Alucinação</w:t>
-            </w:r>
-          </w:p>
-        </w:tc>
-        <w:tc>
-          <w:tcPr>
-            <w:tcW w:type="dxa" w:w="2880"/>
-          </w:tcPr>
-          <w:p>
-            <w:r>
-              <w:t>Passava despercebida</w:t>
-            </w:r>
-          </w:p>
-        </w:tc>
-        <w:tc>
-          <w:tcPr>
-            <w:tcW w:type="dxa" w:w="2880"/>
-          </w:tcPr>
-          <w:p>
-            <w:r>
-              <w:t>Bloqueada por guardrail</w:t>
-            </w:r>
-          </w:p>
-        </w:tc>
-      </w:tr>
-      <w:tr>
-        <w:tc>
-          <w:tcPr>
-            <w:tcW w:type="dxa" w:w="2880"/>
-          </w:tcPr>
-          <w:p>
-            <w:r>
-              <w:t>Custo</w:t>
-            </w:r>
-          </w:p>
-        </w:tc>
-        <w:tc>
-          <w:tcPr>
-            <w:tcW w:type="dxa" w:w="2880"/>
-          </w:tcPr>
-          <w:p>
-            <w:r>
-              <w:t>Surpresa na fatura</w:t>
-            </w:r>
-          </w:p>
-        </w:tc>
-        <w:tc>
-          <w:tcPr>
-            <w:tcW w:type="dxa" w:w="2880"/>
-          </w:tcPr>
-          <w:p>
-            <w:r>
-              <w:t>Estimado antes da chamada</w:t>
-            </w:r>
-          </w:p>
-        </w:tc>
-      </w:tr>
-      <w:tr>
-        <w:tc>
-          <w:tcPr>
-            <w:tcW w:type="dxa" w:w="2880"/>
-          </w:tcPr>
-          <w:p>
-            <w:r>
-              <w:t>Reprodutibilidade</w:t>
-            </w:r>
-          </w:p>
-        </w:tc>
-        <w:tc>
-          <w:tcPr>
-            <w:tcW w:type="dxa" w:w="2880"/>
-          </w:tcPr>
-          <w:p>
-            <w:r>
-              <w:t>Inexistente</w:t>
-            </w:r>
-          </w:p>
-        </w:tc>
-        <w:tc>
-          <w:tcPr>
-            <w:tcW w:type="dxa" w:w="2880"/>
-          </w:tcPr>
-          <w:p>
-            <w:r>
-              <w:t>Golden set no CI</w:t>
-            </w:r>
-          </w:p>
-        </w:tc>
-      </w:tr>
-    </w:tbl>
-    <w:p>
-      <w:pPr>
-        <w:pStyle w:val="Heading1"/>
-      </w:pPr>
-      <w:r>
-        <w:t>6. Entregas</w:t>
+        <w:rPr>
+          <w:color w:val="8B1E1E"/>
+        </w:rPr>
+        <w:t>4. Entregas</w:t>
       </w:r>
     </w:p>
     <w:p>
@@ -282,7 +153,7 @@
         <w:pStyle w:val="ListBullet"/>
       </w:pPr>
       <w:r>
-        <w:t>Notebook 01-tokens-embeddings.ipynb: explicação visual de tokenização e vetorização.</w:t>
+        <w:t>DLI-NOTES.md</w:t>
       </w:r>
     </w:p>
     <w:p>
@@ -290,7 +161,7 @@
         <w:pStyle w:val="ListBullet"/>
       </w:pPr>
       <w:r>
-        <w:t>Script embed.py: gera e salva embeddings com similaridade de cosseno.</w:t>
+        <w:t>rag_baseline.py (embed.py, count_tokens, cosine, check_safety, eval_report)</w:t>
       </w:r>
     </w:p>
     <w:p>
@@ -298,7 +169,18 @@
         <w:pStyle w:val="ListBullet"/>
       </w:pPr>
       <w:r>
-        <w:t>Golden set eval_set.json: 50 pares pergunta/resposta de referência.</w:t>
+        <w:t>CONCLUSAO.md e guardrails.md</w:t>
+      </w:r>
+    </w:p>
+    <w:p>
+      <w:pPr>
+        <w:pStyle w:val="Heading2"/>
+      </w:pPr>
+      <w:r>
+        <w:rPr>
+          <w:color w:val="8B1E1E"/>
+        </w:rPr>
+        <w:t>5. Metricas</w:t>
       </w:r>
     </w:p>
     <w:p>
@@ -306,43 +188,162 @@
         <w:pStyle w:val="ListBullet"/>
       </w:pPr>
       <w:r>
-        <w:t>Doc guardrails.md: catálogo de checagens e limiares.</w:t>
+        <w:t>Faithfulness maior ou igual a 0.8</w:t>
       </w:r>
     </w:p>
     <w:p>
       <w:pPr>
-        <w:pStyle w:val="Heading1"/>
+        <w:pStyle w:val="ListBullet"/>
       </w:pPr>
       <w:r>
-        <w:t>7. Métricas</w:t>
+        <w:t>Chunk 512 com overlap 64</w:t>
+      </w:r>
+    </w:p>
+    <w:p>
+      <w:pPr>
+        <w:pStyle w:val="ListBullet"/>
+      </w:pPr>
+      <w:r>
+        <w:t>Score medio maior ou igual a 0.90 no golden set</w:t>
+      </w:r>
+    </w:p>
+    <w:p>
+      <w:pPr>
+        <w:pStyle w:val="ListBullet"/>
+      </w:pPr>
+      <w:r>
+        <w:t>100 por cento de bloqueio em guardrails</w:t>
+      </w:r>
+    </w:p>
+    <w:p>
+      <w:pPr>
+        <w:pStyle w:val="Heading2"/>
+      </w:pPr>
+      <w:r>
+        <w:rPr>
+          <w:color w:val="8B1E1E"/>
+        </w:rPr>
+        <w:t>6. Status final</w:t>
       </w:r>
     </w:p>
     <w:p>
       <w:r>
-        <w:t>Qualidade medida (score médio 0-1)S1S2S3S4S5S6S7S8S9S10S11S12Semana 1</w:t>
+        <w:t>Desenvolvido e em homologacao. Aguarda revisao antes de producao.</w:t>
+      </w:r>
+    </w:p>
+    <w:p>
+      <w:pPr>
+        <w:pStyle w:val="Heading2"/>
+      </w:pPr>
+      <w:r>
+        <w:rPr>
+          <w:color w:val="8B1E1E"/>
+        </w:rPr>
+        <w:t>9. Decisoes e tradeoffs</w:t>
+      </w:r>
+    </w:p>
+    <w:p>
+      <w:pPr>
+        <w:pStyle w:val="ListBullet"/>
+      </w:pPr>
+      <w:r>
+        <w:t>Chunk 512 com overlap 64: escolhi coesao contra custo de tokens, porque chunk grande gera ruido e chunk pequeno perde contexto, conforme ADR-041.</w:t>
+      </w:r>
+    </w:p>
+    <w:p>
+      <w:pPr>
+        <w:pStyle w:val="ListBullet"/>
+      </w:pPr>
+      <w:r>
+        <w:t>Top-k 20 com rerank para top-5: aceitei latencia extra do rerank para filtrar o ruido da similaridade pura.</w:t>
+      </w:r>
+    </w:p>
+    <w:p>
+      <w:pPr>
+        <w:pStyle w:val="ListBullet"/>
+      </w:pPr>
+      <w:r>
+        <w:t>Normalizar embeddings de 1536 dim com cosseno e threshold 0.82: padronizei a medida para o score ser comparavel entre textos de tamanhos distintos.</w:t>
+      </w:r>
+    </w:p>
+    <w:p>
+      <w:pPr>
+        <w:pStyle w:val="ListBullet"/>
+      </w:pPr>
+      <w:r>
+        <w:t>Golden set com 50 pares e faithfulness maior ou igual a 0.8 em 10 perguntas: troquei avaliacao no olhometro por gate reproduzivel no CI.</w:t>
+      </w:r>
+    </w:p>
+    <w:p>
+      <w:pPr>
+        <w:pStyle w:val="ListBullet"/>
+      </w:pPr>
+      <w:r>
+        <w:t>Guardrail fail-closed com 100 por cento de bloqueio antes da producao: preferi falso positivo seguro a resposta toxica, fora de dominio ou com PII.</w:t>
+      </w:r>
+    </w:p>
+    <w:p>
+      <w:pPr>
+        <w:pStyle w:val="Heading2"/>
+      </w:pPr>
+      <w:r>
+        <w:rPr>
+          <w:color w:val="8B1E1E"/>
+        </w:rPr>
+        <w:t>10. Impacto no negocio</w:t>
       </w:r>
     </w:p>
     <w:p>
       <w:r>
-        <w:t>Meta: score médio ≥ 0.90 no golden set com 100% das respostas passando pelos guardrails antes de produção.</w:t>
+        <w:t>O baseline com faithfulness maior ou igual a 0.8 e score medio maior ou igual a 0.90 no golden set de 50 pares reduz risco de hallucination em producao e elimina a surpresa de fatura com contagem previa de tokens, o que encurta homologacao e sustenta as atividades seguintes de RAG hibrido e custos.</w:t>
       </w:r>
     </w:p>
     <w:p>
       <w:pPr>
-        <w:pStyle w:val="Heading1"/>
+        <w:pStyle w:val="Heading2"/>
       </w:pPr>
       <w:r>
-        <w:t>8. Status final</w:t>
+        <w:rPr>
+          <w:color w:val="8B1E1E"/>
+        </w:rPr>
+        <w:t>11. Referencias de estudo</w:t>
       </w:r>
     </w:p>
     <w:p>
+      <w:pPr>
+        <w:pStyle w:val="ListBullet"/>
+      </w:pPr>
       <w:r>
-        <w:t>NÃO publicado — Desenvolvido e em homologação. Aguarda revisão antes de produção.</w:t>
+        <w:t>Curso: Building RAG Agents with LLMs, plataforma NVIDIA Deep Learning Institute (DLI).</w:t>
+      </w:r>
+    </w:p>
+    <w:p>
+      <w:pPr>
+        <w:pStyle w:val="ListBullet"/>
+      </w:pPr>
+      <w:r>
+        <w:t>Video: RAG from Scratch com chunking, embeddings e avaliacao, plataforma YouTube, canal LangChain.</w:t>
+      </w:r>
+    </w:p>
+    <w:p>
+      <w:pPr>
+        <w:pStyle w:val="ListBullet"/>
+      </w:pPr>
+      <w:r>
+        <w:t>Doc oficial: Guia de embeddings text-embedding-3-small, documentacao oficial OpenAI.</w:t>
+      </w:r>
+    </w:p>
+    <w:p>
+      <w:pPr>
+        <w:pStyle w:val="ListBullet"/>
+      </w:pPr>
+      <w:r>
+        <w:t>Doc oficial: Documentacao do pgvector com indice HNSW, documentacao oficial pgvector.</w:t>
       </w:r>
     </w:p>
     <w:sectPr>
       <w:pgSz w:w="12240" w:h="15840"/>
-      <w:pgMar w:top="1440" w:right="1800" w:bottom="1440" w:left="1800" w:header="720" w:footer="720" w:gutter="0"/>
+      <w:pgMar w:top="1417" w:right="1701" w:bottom="1417" w:left="1701" w:header="720" w:footer="720" w:gutter="0"/>
       <w:cols w:space="720"/>
       <w:docGrid w:linePitch="360"/>
     </w:sectPr>
@@ -713,6 +714,10 @@
     <w:name w:val="Normal"/>
     <w:qFormat/>
     <w:rsid w:val="00FC693F"/>
+    <w:rPr>
+      <w:rFonts w:ascii="Calibri" w:hAnsi="Calibri"/>
+      <w:sz w:val="22"/>
+    </w:rPr>
   </w:style>
   <w:style w:type="paragraph" w:styleId="Header">
     <w:name w:val="header"/>

--- a/_inbox/PDI/04-engenharia-ia-rag-vetores/atividade-1/7-apresentacao/pdi-engenharia-ia-rag-vetores-a1.docx
+++ b/_inbox/PDI/04-engenharia-ia-rag-vetores/atividade-1/7-apresentacao/pdi-engenharia-ia-rag-vetores-a1.docx
@@ -36,7 +36,7 @@
           <w:color w:val="6B7A8A"/>
           <w:sz w:val="24"/>
         </w:rPr>
-        <w:t>Documento Tecnico de PDI</w:t>
+        <w:t>Documento Técnico de PDI</w:t>
       </w:r>
     </w:p>
     <w:p>
@@ -72,7 +72,7 @@
           <w:color w:val="495560"/>
           <w:sz w:val="22"/>
         </w:rPr>
-        <w:t>Area: 04 Engenharia de IA, RAG e Vetores</w:t>
+        <w:t>Área: 04 Engenharia de IA, RAG e Vetores</w:t>
         <w:br/>
       </w:r>
       <w:r>
@@ -102,7 +102,7 @@
     </w:p>
     <w:p>
       <w:r>
-        <w:t>Baseline RAG a partir do curso Building RAG Agents with LLMs (NVIDIA DLI), com chunk 512 e overlap 64, top-k 20 com rerank para top-5, e avaliacao de faithfulness em 10 perguntas.</w:t>
+        <w:t>Baseline RAG a partir do curso Building RAG Agents with LLMs (NVIDIA DLI), com chunk 512 e overlap 64, top-k 20 com rerank para top-5, e avaliação de faithfulness em 10 perguntas.</w:t>
       </w:r>
     </w:p>
     <w:p>
@@ -113,12 +113,12 @@
         <w:rPr>
           <w:color w:val="8B1E1E"/>
         </w:rPr>
-        <w:t>2. Diagnostico</w:t>
+        <w:t>2. Diagnóstico</w:t>
       </w:r>
     </w:p>
     <w:p>
       <w:r>
-        <w:t>Chunk grande gera ruido e chunk pequeno perde contexto. Similaridade pura devolve contexto irrelevante e nao ha metrica de qualidade sem normalizacao de embeddings.</w:t>
+        <w:t>Chunk grande gera ruído e chunk pequeno perde contexto. Similaridade pura devolve contexto irrelevante e não há métrica de qualidade sem normalização de embeddings.</w:t>
       </w:r>
     </w:p>
     <w:p>
@@ -129,12 +129,12 @@
         <w:rPr>
           <w:color w:val="8B1E1E"/>
         </w:rPr>
-        <w:t>3. Solucao</w:t>
+        <w:t>3. Solução</w:t>
       </w:r>
     </w:p>
     <w:p>
       <w:r>
-        <w:t>Modulo com tokenizacao, embeddings text-embedding-3-small de 1536 dim, similaridade por cosseno com threshold 0.82, guardrails de PII e golden set com 50 pares.</w:t>
+        <w:t>Módulo com tokenizacao, embeddings text-embedding-3-small de 1536 dim, similaridade por cosseno com threshold 0.82, guardrails de PII e golden set com 50 pares.</w:t>
       </w:r>
     </w:p>
     <w:p>
@@ -180,7 +180,7 @@
         <w:rPr>
           <w:color w:val="8B1E1E"/>
         </w:rPr>
-        <w:t>5. Metricas</w:t>
+        <w:t>5. Métricas</w:t>
       </w:r>
     </w:p>
     <w:p>
@@ -204,7 +204,7 @@
         <w:pStyle w:val="ListBullet"/>
       </w:pPr>
       <w:r>
-        <w:t>Score medio maior ou igual a 0.90 no golden set</w:t>
+        <w:t>Score médio maior ou igual a 0.90 no golden set</w:t>
       </w:r>
     </w:p>
     <w:p>
@@ -228,7 +228,7 @@
     </w:p>
     <w:p>
       <w:r>
-        <w:t>Desenvolvido e em homologacao. Aguarda revisao antes de producao.</w:t>
+        <w:t>Desenvolvido e em homologação. Aguarda revisão antes de produção.</w:t>
       </w:r>
     </w:p>
     <w:p>
@@ -239,7 +239,7 @@
         <w:rPr>
           <w:color w:val="8B1E1E"/>
         </w:rPr>
-        <w:t>9. Decisoes e tradeoffs</w:t>
+        <w:t>9. Decisões e tradeoffs</w:t>
       </w:r>
     </w:p>
     <w:p>
@@ -247,7 +247,7 @@
         <w:pStyle w:val="ListBullet"/>
       </w:pPr>
       <w:r>
-        <w:t>Chunk 512 com overlap 64: escolhi coesao contra custo de tokens, porque chunk grande gera ruido e chunk pequeno perde contexto, conforme ADR-041.</w:t>
+        <w:t>Chunk 512 com overlap 64: escolhi coesão contra custo de tokens, porque chunk grande gera ruído e chunk pequeno perde contexto, conforme ADR-041.</w:t>
       </w:r>
     </w:p>
     <w:p>
@@ -255,7 +255,7 @@
         <w:pStyle w:val="ListBullet"/>
       </w:pPr>
       <w:r>
-        <w:t>Top-k 20 com rerank para top-5: aceitei latencia extra do rerank para filtrar o ruido da similaridade pura.</w:t>
+        <w:t>Top-k 20 com rerank para top-5: aceitei latência extra do rerank para filtrar o ruído da similaridade pura.</w:t>
       </w:r>
     </w:p>
     <w:p>
@@ -263,7 +263,7 @@
         <w:pStyle w:val="ListBullet"/>
       </w:pPr>
       <w:r>
-        <w:t>Normalizar embeddings de 1536 dim com cosseno e threshold 0.82: padronizei a medida para o score ser comparavel entre textos de tamanhos distintos.</w:t>
+        <w:t>Normalizar embeddings de 1536 dim com cosseno e threshold 0.82: padronizei a medida para o score ser comparável entre textos de tamanhos distintos.</w:t>
       </w:r>
     </w:p>
     <w:p>
@@ -271,7 +271,7 @@
         <w:pStyle w:val="ListBullet"/>
       </w:pPr>
       <w:r>
-        <w:t>Golden set com 50 pares e faithfulness maior ou igual a 0.8 em 10 perguntas: troquei avaliacao no olhometro por gate reproduzivel no CI.</w:t>
+        <w:t>Golden set com 50 pares e faithfulness maior ou igual a 0.8 em 10 perguntas: troquei avaliação no olhômetro por gate reproduzível no CI.</w:t>
       </w:r>
     </w:p>
     <w:p>
@@ -279,7 +279,7 @@
         <w:pStyle w:val="ListBullet"/>
       </w:pPr>
       <w:r>
-        <w:t>Guardrail fail-closed com 100 por cento de bloqueio antes da producao: preferi falso positivo seguro a resposta toxica, fora de dominio ou com PII.</w:t>
+        <w:t>Guardrail fail-closed com 100 por cento de bloqueio antes da produção: preferi falso positivo seguro a resposta tóxica, fora de domínio ou com PII.</w:t>
       </w:r>
     </w:p>
     <w:p>
@@ -290,12 +290,12 @@
         <w:rPr>
           <w:color w:val="8B1E1E"/>
         </w:rPr>
-        <w:t>10. Impacto no negocio</w:t>
+        <w:t>10. Impacto no negócio</w:t>
       </w:r>
     </w:p>
     <w:p>
       <w:r>
-        <w:t>O baseline com faithfulness maior ou igual a 0.8 e score medio maior ou igual a 0.90 no golden set de 50 pares reduz risco de hallucination em producao e elimina a surpresa de fatura com contagem previa de tokens, o que encurta homologacao e sustenta as atividades seguintes de RAG hibrido e custos.</w:t>
+        <w:t>O baseline com faithfulness maior ou igual a 0.8 e score médio maior ou igual a 0.90 no golden set de 50 pares reduz risco de hallucination em produção e elimina a surpresa de fatura com contagem previa de tokens, o que encurta homologação e sustenta as atividades seguintes de RAG híbrido e custos.</w:t>
       </w:r>
     </w:p>
     <w:p>
@@ -306,7 +306,7 @@
         <w:rPr>
           <w:color w:val="8B1E1E"/>
         </w:rPr>
-        <w:t>11. Referencias de estudo</w:t>
+        <w:t>11. Referências de estudo</w:t>
       </w:r>
     </w:p>
     <w:p>
@@ -322,7 +322,7 @@
         <w:pStyle w:val="ListBullet"/>
       </w:pPr>
       <w:r>
-        <w:t>Video: RAG from Scratch com chunking, embeddings e avaliacao, plataforma YouTube, canal LangChain.</w:t>
+        <w:t>Vídeo: RAG from Scratch com chunking, embeddings e avaliação, plataforma YouTube, canal LangChain.</w:t>
       </w:r>
     </w:p>
     <w:p>
@@ -330,7 +330,7 @@
         <w:pStyle w:val="ListBullet"/>
       </w:pPr>
       <w:r>
-        <w:t>Doc oficial: Guia de embeddings text-embedding-3-small, documentacao oficial OpenAI.</w:t>
+        <w:t>Doc oficial: Guia de embeddings text-embedding-3-small, documentação oficial OpenAI.</w:t>
       </w:r>
     </w:p>
     <w:p>
@@ -338,7 +338,7 @@
         <w:pStyle w:val="ListBullet"/>
       </w:pPr>
       <w:r>
-        <w:t>Doc oficial: Documentacao do pgvector com indice HNSW, documentacao oficial pgvector.</w:t>
+        <w:t>Doc oficial: Documentação do pgvector com índice HNSW, documentação oficial pgvector.</w:t>
       </w:r>
     </w:p>
     <w:sectPr>
